--- a/Docs/Version 3/EN/MCPServer/uMakerAi-MCP.Server.EN.docx
+++ b/Docs/Version 3/EN/MCPServer/uMakerAi-MCP.Server.EN.docx
@@ -13129,7 +13129,7 @@
         <w:ind w:left="0"/>
       </w:pPr>
       <w:r>
-        <w:t>Configuración para exponer un sistema de archivos local vía MCP:</w:t>
+        <w:t>Configuration for exposing a local file system via MCP:</w:t>
       </w:r>
     </w:p>
     <w:p>
